--- a/testakten/arbeitsrecht-kuendigungsdrama-koerber-werk/19_zeitstrahl_gesamtfall.docx
+++ b/testakten/arbeitsrecht-kuendigungsdrama-koerber-werk/19_zeitstrahl_gesamtfall.docx
@@ -5,36 +5,48 @@
     <w:p>
       <w:pPr>
         <w:pStyle w:val="Heading1"/>
+        <w:spacing w:after="160" w:line="259" w:lineRule="auto"/>
       </w:pPr>
       <w:r>
         <w:rPr>
           <w:rFonts w:ascii="Times New Roman" w:hAnsi="Times New Roman"/>
+          <w:b/>
+          <w:sz w:val="28"/>
         </w:rPr>
         <w:t>Zeitstrahl — Körber / Steinhoff Präzisionsguss SE</w:t>
       </w:r>
     </w:p>
     <w:p>
       <w:pPr>
+        <w:spacing w:line="259" w:lineRule="auto" w:after="60"/>
         <w:jc w:val="left"/>
       </w:pPr>
       <w:r>
         <w:t>Chronologie aller relevanten Ereignisse. Quellverweise auf die Aktenstücke in Klammern. Stand: 07.06.2025.</w:t>
       </w:r>
     </w:p>
-    <w:p/>
+    <w:p>
+      <w:pPr>
+        <w:spacing w:line="259" w:lineRule="auto" w:after="60"/>
+      </w:pPr>
+    </w:p>
     <w:p>
       <w:pPr>
         <w:pStyle w:val="Heading2"/>
+        <w:spacing w:before="120" w:after="60" w:line="259" w:lineRule="auto"/>
       </w:pPr>
       <w:r>
         <w:rPr>
           <w:rFonts w:ascii="Times New Roman" w:hAnsi="Times New Roman"/>
+          <w:b/>
+          <w:sz w:val="22"/>
         </w:rPr>
         <w:t>2012</w:t>
       </w:r>
     </w:p>
     <w:p>
       <w:pPr>
+        <w:spacing w:line="259" w:lineRule="auto" w:after="60"/>
         <w:jc w:val="left"/>
       </w:pPr>
       <w:r>
@@ -53,20 +65,28 @@
         <w:t>(Aktenstück 03)</w:t>
       </w:r>
     </w:p>
-    <w:p/>
+    <w:p>
+      <w:pPr>
+        <w:spacing w:line="259" w:lineRule="auto" w:after="60"/>
+      </w:pPr>
+    </w:p>
     <w:p>
       <w:pPr>
         <w:pStyle w:val="Heading2"/>
+        <w:spacing w:before="120" w:after="60" w:line="259" w:lineRule="auto"/>
       </w:pPr>
       <w:r>
         <w:rPr>
           <w:rFonts w:ascii="Times New Roman" w:hAnsi="Times New Roman"/>
+          <w:b/>
+          <w:sz w:val="22"/>
         </w:rPr>
         <w:t>2018</w:t>
       </w:r>
     </w:p>
     <w:p>
       <w:pPr>
+        <w:spacing w:line="259" w:lineRule="auto" w:after="60"/>
         <w:jc w:val="left"/>
       </w:pPr>
       <w:r>
@@ -85,10 +105,15 @@
         <w:t>(Aktenstück 03)</w:t>
       </w:r>
     </w:p>
-    <w:p/>
+    <w:p>
+      <w:pPr>
+        <w:spacing w:line="259" w:lineRule="auto" w:after="60"/>
+      </w:pPr>
+    </w:p>
     <w:p>
       <w:pPr>
         <w:pStyle w:val="Heading2"/>
+        <w:spacing w:line="259" w:lineRule="auto" w:after="60"/>
       </w:pPr>
       <w:r>
         <w:rPr>
@@ -99,6 +124,7 @@
     </w:p>
     <w:p>
       <w:pPr>
+        <w:spacing w:line="259" w:lineRule="auto" w:after="60"/>
         <w:jc w:val="left"/>
       </w:pPr>
       <w:r>
@@ -117,10 +143,15 @@
         <w:t>(Aktenstücke 03, 04, 13, 14)</w:t>
       </w:r>
     </w:p>
-    <w:p/>
+    <w:p>
+      <w:pPr>
+        <w:spacing w:line="259" w:lineRule="auto" w:after="60"/>
+      </w:pPr>
+    </w:p>
     <w:p>
       <w:pPr>
         <w:pStyle w:val="Heading2"/>
+        <w:spacing w:line="259" w:lineRule="auto" w:after="60"/>
       </w:pPr>
       <w:r>
         <w:rPr>
@@ -131,6 +162,7 @@
     </w:p>
     <w:p>
       <w:pPr>
+        <w:spacing w:line="259" w:lineRule="auto" w:after="60"/>
         <w:jc w:val="left"/>
       </w:pPr>
       <w:r>
@@ -151,6 +183,7 @@
     </w:p>
     <w:p>
       <w:pPr>
+        <w:spacing w:line="259" w:lineRule="auto" w:after="60"/>
         <w:jc w:val="left"/>
       </w:pPr>
       <w:r>
@@ -169,10 +202,15 @@
         <w:t>(Aktenstück 16)</w:t>
       </w:r>
     </w:p>
-    <w:p/>
+    <w:p>
+      <w:pPr>
+        <w:spacing w:line="259" w:lineRule="auto" w:after="60"/>
+      </w:pPr>
+    </w:p>
     <w:p>
       <w:pPr>
         <w:pStyle w:val="Heading2"/>
+        <w:spacing w:line="259" w:lineRule="auto" w:after="60"/>
       </w:pPr>
       <w:r>
         <w:rPr>
@@ -183,6 +221,7 @@
     </w:p>
     <w:p>
       <w:pPr>
+        <w:spacing w:line="259" w:lineRule="auto" w:after="60"/>
         <w:jc w:val="left"/>
       </w:pPr>
       <w:r>
@@ -203,6 +242,7 @@
     </w:p>
     <w:p>
       <w:pPr>
+        <w:spacing w:line="259" w:lineRule="auto" w:after="60"/>
         <w:jc w:val="left"/>
       </w:pPr>
       <w:r>
@@ -223,6 +263,7 @@
     </w:p>
     <w:p>
       <w:pPr>
+        <w:spacing w:line="259" w:lineRule="auto" w:after="60"/>
         <w:jc w:val="left"/>
       </w:pPr>
       <w:r>
@@ -243,6 +284,7 @@
     </w:p>
     <w:p>
       <w:pPr>
+        <w:spacing w:line="259" w:lineRule="auto" w:after="60"/>
         <w:jc w:val="left"/>
       </w:pPr>
       <w:r>
@@ -263,6 +305,7 @@
     </w:p>
     <w:p>
       <w:pPr>
+        <w:spacing w:line="259" w:lineRule="auto" w:after="60"/>
         <w:jc w:val="left"/>
       </w:pPr>
       <w:r>
@@ -283,6 +326,7 @@
     </w:p>
     <w:p>
       <w:pPr>
+        <w:spacing w:line="259" w:lineRule="auto" w:after="60"/>
         <w:jc w:val="left"/>
       </w:pPr>
       <w:r>
@@ -303,6 +347,7 @@
     </w:p>
     <w:p>
       <w:pPr>
+        <w:spacing w:line="259" w:lineRule="auto" w:after="60"/>
         <w:jc w:val="left"/>
       </w:pPr>
       <w:r>
@@ -323,6 +368,7 @@
     </w:p>
     <w:p>
       <w:pPr>
+        <w:spacing w:line="259" w:lineRule="auto" w:after="60"/>
         <w:jc w:val="left"/>
       </w:pPr>
       <w:r>
@@ -343,6 +389,7 @@
     </w:p>
     <w:p>
       <w:pPr>
+        <w:spacing w:line="259" w:lineRule="auto" w:after="60"/>
         <w:jc w:val="left"/>
       </w:pPr>
       <w:r>
@@ -363,6 +410,7 @@
     </w:p>
     <w:p>
       <w:pPr>
+        <w:spacing w:line="259" w:lineRule="auto" w:after="60"/>
         <w:jc w:val="left"/>
       </w:pPr>
       <w:r>
@@ -383,6 +431,7 @@
     </w:p>
     <w:p>
       <w:pPr>
+        <w:spacing w:line="259" w:lineRule="auto" w:after="60"/>
         <w:jc w:val="left"/>
       </w:pPr>
       <w:r>
@@ -403,6 +452,7 @@
     </w:p>
     <w:p>
       <w:pPr>
+        <w:spacing w:line="259" w:lineRule="auto" w:after="60"/>
         <w:jc w:val="left"/>
       </w:pPr>
       <w:r>
@@ -423,6 +473,7 @@
     </w:p>
     <w:p>
       <w:pPr>
+        <w:spacing w:line="259" w:lineRule="auto" w:after="60"/>
         <w:jc w:val="left"/>
       </w:pPr>
       <w:r>
@@ -443,6 +494,7 @@
     </w:p>
     <w:p>
       <w:pPr>
+        <w:spacing w:line="259" w:lineRule="auto" w:after="60"/>
         <w:jc w:val="left"/>
       </w:pPr>
       <w:r>
@@ -463,6 +515,7 @@
     </w:p>
     <w:p>
       <w:pPr>
+        <w:spacing w:line="259" w:lineRule="auto" w:after="60"/>
         <w:jc w:val="left"/>
       </w:pPr>
       <w:r>
@@ -483,6 +536,7 @@
     </w:p>
     <w:p>
       <w:pPr>
+        <w:spacing w:line="259" w:lineRule="auto" w:after="60"/>
         <w:jc w:val="left"/>
       </w:pPr>
       <w:r>
@@ -503,6 +557,7 @@
     </w:p>
     <w:p>
       <w:pPr>
+        <w:spacing w:line="259" w:lineRule="auto" w:after="60"/>
         <w:jc w:val="left"/>
       </w:pPr>
       <w:r>
@@ -523,6 +578,7 @@
     </w:p>
     <w:p>
       <w:pPr>
+        <w:spacing w:line="259" w:lineRule="auto" w:after="60"/>
         <w:jc w:val="left"/>
       </w:pPr>
       <w:r>
@@ -543,6 +599,7 @@
     </w:p>
     <w:p>
       <w:pPr>
+        <w:spacing w:line="259" w:lineRule="auto" w:after="60"/>
         <w:jc w:val="left"/>
       </w:pPr>
       <w:r>
@@ -561,10 +618,15 @@
         <w:t>(Aktenstück 05)</w:t>
       </w:r>
     </w:p>
-    <w:p/>
+    <w:p>
+      <w:pPr>
+        <w:spacing w:line="259" w:lineRule="auto" w:after="60"/>
+      </w:pPr>
+    </w:p>
     <w:p>
       <w:pPr>
         <w:pStyle w:val="Heading2"/>
+        <w:spacing w:line="259" w:lineRule="auto" w:after="60"/>
       </w:pPr>
       <w:r>
         <w:rPr>
@@ -575,6 +637,7 @@
     </w:p>
     <w:p>
       <w:pPr>
+        <w:spacing w:line="259" w:lineRule="auto" w:after="60"/>
         <w:jc w:val="left"/>
       </w:pPr>
       <w:r>
@@ -595,6 +658,7 @@
     </w:p>
     <w:p>
       <w:pPr>
+        <w:spacing w:line="259" w:lineRule="auto" w:after="60"/>
         <w:jc w:val="left"/>
       </w:pPr>
       <w:r>
@@ -615,6 +679,7 @@
     </w:p>
     <w:p>
       <w:pPr>
+        <w:spacing w:line="259" w:lineRule="auto" w:after="60"/>
         <w:jc w:val="left"/>
       </w:pPr>
       <w:r>
@@ -635,6 +700,7 @@
     </w:p>
     <w:p>
       <w:pPr>
+        <w:spacing w:line="259" w:lineRule="auto" w:after="60"/>
         <w:jc w:val="left"/>
       </w:pPr>
       <w:r>
@@ -655,6 +721,7 @@
     </w:p>
     <w:p>
       <w:pPr>
+        <w:spacing w:line="259" w:lineRule="auto" w:after="60"/>
         <w:jc w:val="left"/>
       </w:pPr>
       <w:r>
@@ -675,6 +742,7 @@
     </w:p>
     <w:p>
       <w:pPr>
+        <w:spacing w:line="259" w:lineRule="auto" w:after="60"/>
         <w:jc w:val="left"/>
       </w:pPr>
       <w:r>
@@ -695,6 +763,7 @@
     </w:p>
     <w:p>
       <w:pPr>
+        <w:spacing w:line="259" w:lineRule="auto" w:after="60"/>
         <w:jc w:val="left"/>
       </w:pPr>
       <w:r>
@@ -715,6 +784,7 @@
     </w:p>
     <w:p>
       <w:pPr>
+        <w:spacing w:line="259" w:lineRule="auto" w:after="60"/>
         <w:jc w:val="left"/>
       </w:pPr>
       <w:r>
@@ -735,6 +805,7 @@
     </w:p>
     <w:p>
       <w:pPr>
+        <w:spacing w:line="259" w:lineRule="auto" w:after="60"/>
         <w:jc w:val="left"/>
       </w:pPr>
       <w:r>
@@ -755,6 +826,7 @@
     </w:p>
     <w:p>
       <w:pPr>
+        <w:spacing w:line="259" w:lineRule="auto" w:after="60"/>
         <w:jc w:val="left"/>
       </w:pPr>
       <w:r>
@@ -775,6 +847,7 @@
     </w:p>
     <w:p>
       <w:pPr>
+        <w:spacing w:line="259" w:lineRule="auto" w:after="60"/>
         <w:jc w:val="left"/>
       </w:pPr>
       <w:r>
@@ -795,6 +868,7 @@
     </w:p>
     <w:p>
       <w:pPr>
+        <w:spacing w:line="259" w:lineRule="auto" w:after="60"/>
         <w:jc w:val="left"/>
       </w:pPr>
       <w:r>
@@ -815,6 +889,7 @@
     </w:p>
     <w:p>
       <w:pPr>
+        <w:spacing w:line="259" w:lineRule="auto" w:after="60"/>
         <w:jc w:val="left"/>
       </w:pPr>
       <w:r>
@@ -835,6 +910,7 @@
     </w:p>
     <w:p>
       <w:pPr>
+        <w:spacing w:line="259" w:lineRule="auto" w:after="60"/>
         <w:jc w:val="left"/>
       </w:pPr>
       <w:r>
@@ -855,6 +931,7 @@
     </w:p>
     <w:p>
       <w:pPr>
+        <w:spacing w:line="259" w:lineRule="auto" w:after="60"/>
         <w:jc w:val="left"/>
       </w:pPr>
       <w:r>
@@ -875,6 +952,7 @@
     </w:p>
     <w:p>
       <w:pPr>
+        <w:spacing w:line="259" w:lineRule="auto" w:after="60"/>
         <w:jc w:val="left"/>
       </w:pPr>
       <w:r>
@@ -895,6 +973,7 @@
     </w:p>
     <w:p>
       <w:pPr>
+        <w:spacing w:line="259" w:lineRule="auto" w:after="60"/>
         <w:jc w:val="left"/>
       </w:pPr>
       <w:r>
@@ -915,6 +994,7 @@
     </w:p>
     <w:p>
       <w:pPr>
+        <w:spacing w:line="259" w:lineRule="auto" w:after="60"/>
         <w:jc w:val="left"/>
       </w:pPr>
       <w:r>
@@ -935,6 +1015,7 @@
     </w:p>
     <w:p>
       <w:pPr>
+        <w:spacing w:line="259" w:lineRule="auto" w:after="60"/>
         <w:jc w:val="left"/>
       </w:pPr>
       <w:r>
@@ -962,10 +1043,15 @@
         <w:t>(Aktenstück 01, Fristberechnung)</w:t>
       </w:r>
     </w:p>
-    <w:p/>
+    <w:p>
+      <w:pPr>
+        <w:spacing w:line="259" w:lineRule="auto" w:after="60"/>
+      </w:pPr>
+    </w:p>
     <w:p>
       <w:pPr>
         <w:pStyle w:val="Heading2"/>
+        <w:spacing w:line="259" w:lineRule="auto" w:after="60"/>
       </w:pPr>
       <w:r>
         <w:rPr>
@@ -976,6 +1062,7 @@
     </w:p>
     <w:p>
       <w:pPr>
+        <w:spacing w:line="259" w:lineRule="auto" w:after="60"/>
         <w:jc w:val="left"/>
       </w:pPr>
       <w:r>
@@ -996,6 +1083,7 @@
     </w:p>
     <w:p>
       <w:pPr>
+        <w:spacing w:line="259" w:lineRule="auto" w:after="60"/>
         <w:jc w:val="left"/>
       </w:pPr>
       <w:r>
@@ -1016,6 +1104,7 @@
     </w:p>
     <w:p>
       <w:pPr>
+        <w:spacing w:line="259" w:lineRule="auto" w:after="60"/>
         <w:jc w:val="left"/>
       </w:pPr>
       <w:r>
@@ -1030,6 +1119,7 @@
     </w:p>
     <w:p>
       <w:pPr>
+        <w:spacing w:line="259" w:lineRule="auto" w:after="60"/>
         <w:jc w:val="left"/>
       </w:pPr>
       <w:r>
@@ -1044,6 +1134,7 @@
     </w:p>
     <w:p>
       <w:pPr>
+        <w:spacing w:line="259" w:lineRule="auto" w:after="60"/>
         <w:jc w:val="left"/>
       </w:pPr>
       <w:r>
@@ -1057,13 +1148,58 @@
       </w:r>
     </w:p>
     <w:sectPr>
+      <w:headerReference w:type="default" r:id="rId9"/>
+      <w:footerReference w:type="default" r:id="rId10"/>
       <w:pgSz w:w="11906" w:h="16838"/>
-      <w:pgMar w:top="1417" w:right="1417" w:bottom="1417" w:left="1417" w:header="720" w:footer="720" w:gutter="0"/>
+      <w:pgMar w:top="1191" w:right="1247" w:bottom="1134" w:left="1361" w:header="720" w:footer="720" w:gutter="0"/>
       <w:cols w:space="720"/>
       <w:docGrid w:linePitch="360"/>
     </w:sectPr>
   </w:body>
 </w:document>
+</file>
+
+<file path=word/footer1.xml><?xml version="1.0" encoding="utf-8"?>
+<w:ftr xmlns:m="http://schemas.openxmlformats.org/officeDocument/2006/math" xmlns:mc="http://schemas.openxmlformats.org/markup-compatibility/2006" xmlns:mo="http://schemas.microsoft.com/office/mac/office/2008/main" xmlns:mv="urn:schemas-microsoft-com:mac:vml" xmlns:o="urn:schemas-microsoft-com:office:office" xmlns:r="http://schemas.openxmlformats.org/officeDocument/2006/relationships" xmlns:v="urn:schemas-microsoft-com:vml" xmlns:w10="urn:schemas-microsoft-com:office:word" xmlns:w14="http://schemas.microsoft.com/office/word/2010/wordml" xmlns:w="http://schemas.openxmlformats.org/wordprocessingml/2006/main" xmlns:wne="http://schemas.microsoft.com/office/word/2006/wordml" xmlns:wp14="http://schemas.microsoft.com/office/word/2010/wordprocessingDrawing" xmlns:wp="http://schemas.openxmlformats.org/drawingml/2006/wordprocessingDrawing" xmlns:wpc="http://schemas.microsoft.com/office/word/2010/wordprocessingCanvas" xmlns:wpg="http://schemas.microsoft.com/office/word/2010/wordprocessingGroup" xmlns:wpi="http://schemas.microsoft.com/office/word/2010/wordprocessingInk" xmlns:wps="http://schemas.microsoft.com/office/word/2010/wordprocessingShape" mc:Ignorable="w14 wp14">
+  <w:p>
+    <w:pPr>
+      <w:pStyle w:val="Footer"/>
+      <w:jc w:val="left"/>
+    </w:pPr>
+    <w:r/>
+    <w:r>
+      <w:rPr>
+        <w:rFonts w:ascii="Times New Roman" w:hAnsi="Times New Roman"/>
+        <w:b w:val="0"/>
+        <w:color w:val="777777"/>
+        <w:sz w:val="17"/>
+      </w:rPr>
+      <w:t>Vertraulich | Bearbeitungsstand Juli 2026 | nur zur Aktenbearbeitung</w:t>
+    </w:r>
+  </w:p>
+</w:ftr>
+</file>
+
+<file path=word/header1.xml><?xml version="1.0" encoding="utf-8"?>
+<w:hdr xmlns:m="http://schemas.openxmlformats.org/officeDocument/2006/math" xmlns:mc="http://schemas.openxmlformats.org/markup-compatibility/2006" xmlns:mo="http://schemas.microsoft.com/office/mac/office/2008/main" xmlns:mv="urn:schemas-microsoft-com:mac:vml" xmlns:o="urn:schemas-microsoft-com:office:office" xmlns:r="http://schemas.openxmlformats.org/officeDocument/2006/relationships" xmlns:v="urn:schemas-microsoft-com:vml" xmlns:w10="urn:schemas-microsoft-com:office:word" xmlns:w14="http://schemas.microsoft.com/office/word/2010/wordml" xmlns:w="http://schemas.openxmlformats.org/wordprocessingml/2006/main" xmlns:wne="http://schemas.microsoft.com/office/word/2006/wordml" xmlns:wp14="http://schemas.microsoft.com/office/word/2010/wordprocessingDrawing" xmlns:wp="http://schemas.openxmlformats.org/drawingml/2006/wordprocessingDrawing" xmlns:wpc="http://schemas.microsoft.com/office/word/2010/wordprocessingCanvas" xmlns:wpg="http://schemas.microsoft.com/office/word/2010/wordprocessingGroup" xmlns:wpi="http://schemas.microsoft.com/office/word/2010/wordprocessingInk" xmlns:wps="http://schemas.microsoft.com/office/word/2010/wordprocessingShape" mc:Ignorable="w14 wp14">
+  <w:p>
+    <w:pPr>
+      <w:pStyle w:val="Header"/>
+      <w:jc w:val="left"/>
+    </w:pPr>
+    <w:r/>
+    <w:r>
+      <w:rPr>
+        <w:rFonts w:ascii="Times New Roman" w:hAnsi="Times New Roman"/>
+        <w:b w:val="0"/>
+        <w:i w:val="0"/>
+        <w:color w:val="666666"/>
+        <w:sz w:val="17"/>
+      </w:rPr>
+      <w:t>Klotzkette Rechtsanwaltsgesellschaft mbH | Arbeitsrechtliche Mandatsakte | Bearbeitungsstand Juli 2026</w:t>
+    </w:r>
+  </w:p>
+</w:hdr>
 </file>
 
 <file path=word/numbering.xml><?xml version="1.0" encoding="utf-8"?>
@@ -1780,11 +1916,12 @@
       <w:contextualSpacing/>
     </w:pPr>
     <w:rPr>
-      <w:rFonts w:asciiTheme="majorHAnsi" w:eastAsiaTheme="majorEastAsia" w:hAnsiTheme="majorHAnsi" w:cstheme="majorBidi"/>
+      <w:rFonts w:asciiTheme="majorHAnsi" w:eastAsiaTheme="majorEastAsia" w:hAnsiTheme="majorHAnsi" w:cstheme="majorBidi" w:ascii="Times New Roman" w:hAnsi="Times New Roman"/>
+      <w:b/>
       <w:color w:val="17365D" w:themeColor="text2" w:themeShade="BF"/>
       <w:spacing w:val="5"/>
       <w:kern w:val="28"/>
-      <w:sz w:val="52"/>
+      <w:sz w:val="30"/>
       <w:szCs w:val="52"/>
     </w:rPr>
   </w:style>

--- a/testakten/arbeitsrecht-kuendigungsdrama-koerber-werk/19_zeitstrahl_gesamtfall.docx
+++ b/testakten/arbeitsrecht-kuendigungsdrama-koerber-werk/19_zeitstrahl_gesamtfall.docx
@@ -231,7 +231,7 @@
         <w:t>04.03.2024</w:t>
       </w:r>
       <w:r>
-        <w:t xml:space="preserve"> — Körper stellt Auskunftsbegehren nach § 10 EntgTranspG über den Betriebsrat an HR-Leiter Branitz. </w:t>
+        <w:t xml:space="preserve"> — Körper stellt Auskunftsbegehren nach Paragraf 10 EntgTranspG über den Betriebsrat an HR-Leiter Branitz. </w:t>
       </w:r>
       <w:r>
         <w:rPr>
@@ -441,7 +441,7 @@
         <w:t>29.07.2024</w:t>
       </w:r>
       <w:r>
-        <w:t xml:space="preserve"> — Körber bittet per E-Mail HR-Leiter Branitz um Einleitung des BEM-Verfahrens nach § 167 Abs. 2 SGB IX. </w:t>
+        <w:t xml:space="preserve"> — Körber bittet per E-Mail HR-Leiter Branitz um Einleitung des BEM-Verfahrens nach Paragraf 167 Abs. 2 SGB IX. </w:t>
       </w:r>
       <w:r>
         <w:rPr>
@@ -710,7 +710,7 @@
         <w:t>28.04.2025</w:t>
       </w:r>
       <w:r>
-        <w:t xml:space="preserve"> — Konsultationsverfahren mit dem Betriebsrat nach § 17 Abs. 2 KSchG nominell eingeleitet (Unterrichtungsschreiben, das laut BR-Vorsitzender Trzebinski „sehr knapp" war). </w:t>
+        <w:t xml:space="preserve"> — Konsultationsverfahren mit dem Betriebsrat nach Paragraf 17 Abs. 2 KSchG nominell eingeleitet (Unterrichtungsschreiben, das laut BR-Vorsitzender Trzebinski „sehr knapp" war). </w:t>
       </w:r>
       <w:r>
         <w:rPr>
@@ -857,7 +857,7 @@
         <w:t>19.05.2025</w:t>
       </w:r>
       <w:r>
-        <w:t xml:space="preserve"> — Anhörungsschreiben der Geschäftsführung an den Betriebsrat nach § 102 BetrVG. Anhörungsfrist bis 22.05.2025. </w:t>
+        <w:t xml:space="preserve"> — Anhörungsschreiben der Geschäftsführung an den Betriebsrat nach Paragraf 102 BetrVG. Anhörungsfrist bis 22.05.2025. </w:t>
       </w:r>
       <w:r>
         <w:rPr>
@@ -941,7 +941,7 @@
         <w:t>23.05.2025</w:t>
       </w:r>
       <w:r>
-        <w:t xml:space="preserve"> — E-Mail Branitz Nr. 6: Freistellung ab sofort unter Verweis auf § 5 AT-Vertrag. Deaktivierung IT-Zugang und Werksgelände-Zutritt ab 17:00 Uhr 22.05.2025 (rückwirkend). </w:t>
+        <w:t xml:space="preserve"> — E-Mail Branitz Nr. 6: Freistellung ab sofort unter Verweis auf Paragraf 5 AT-Vertrag. Deaktivierung IT-Zugang und Werksgelände-Zutritt ab 17:00 Uhr 22.05.2025 (rückwirkend). </w:t>
       </w:r>
       <w:r>
         <w:rPr>
@@ -1031,7 +1031,7 @@
         <w:rPr>
           <w:b/>
         </w:rPr>
-        <w:t>Klagefrist § 4 KSchG</w:t>
+        <w:t>Klagefrist Paragraf 4 KSchG</w:t>
       </w:r>
       <w:r>
         <w:t xml:space="preserve"> — Letztmöglicher Tag für Einreichung der Kündigungsschutzklage. </w:t>
